--- a/SQLConverter/User Guise.docx
+++ b/SQLConverter/User Guise.docx
@@ -81,8 +81,30 @@
       </w:r>
     </w:p>
     <w:p>
-      <w:r>
+      <w:pPr>
+        <w:rPr>
+          <w:sz w:val="28"/>
+          <w:szCs w:val="28"/>
+        </w:rPr>
+      </w:pPr>
+      <w:r>
+        <w:rPr>
+          <w:sz w:val="28"/>
+          <w:szCs w:val="28"/>
+        </w:rPr>
         <w:lastRenderedPageBreak/>
+        <w:t>Standard Account Set-U</w:t>
+      </w:r>
+      <w:r>
+        <w:rPr>
+          <w:sz w:val="28"/>
+          <w:szCs w:val="28"/>
+        </w:rPr>
+        <w:t>p</w:t>
+      </w:r>
+    </w:p>
+    <w:p>
+      <w:r>
         <w:drawing>
           <wp:inline distT="0" distB="0" distL="0" distR="0" wp14:anchorId="68B2F514" wp14:editId="2DA06671">
             <wp:extent cx="5943600" cy="3938905"/>
@@ -122,6 +144,7 @@
     </w:p>
     <w:p>
       <w:r>
+        <w:lastRenderedPageBreak/>
         <w:drawing>
           <wp:inline distT="0" distB="0" distL="0" distR="0" wp14:anchorId="577AF658" wp14:editId="0784D08C">
             <wp:extent cx="5943600" cy="3942080"/>
@@ -161,12 +184,11 @@
     </w:p>
     <w:p>
       <w:r>
-        <w:lastRenderedPageBreak/>
         <w:drawing>
-          <wp:inline distT="0" distB="0" distL="0" distR="0" wp14:anchorId="321BC289" wp14:editId="255AC87D">
-            <wp:extent cx="5943600" cy="3943350"/>
-            <wp:effectExtent l="0" t="0" r="0" b="0"/>
-            <wp:docPr id="820337721" name="Picture 1" descr="A screenshot of a computer screen&#10;&#10;Description automatically generated"/>
+          <wp:inline distT="0" distB="0" distL="0" distR="0" wp14:anchorId="20199D39" wp14:editId="2653F8C1">
+            <wp:extent cx="5943600" cy="3921760"/>
+            <wp:effectExtent l="0" t="0" r="0" b="2540"/>
+            <wp:docPr id="176204991" name="Picture 1" descr="A screenshot of a computer screen&#10;&#10;Description automatically generated"/>
             <wp:cNvGraphicFramePr>
               <a:graphicFrameLocks xmlns:a="http://schemas.openxmlformats.org/drawingml/2006/main" noChangeAspect="1"/>
             </wp:cNvGraphicFramePr>
@@ -174,7 +196,7 @@
               <a:graphicData uri="http://schemas.openxmlformats.org/drawingml/2006/picture">
                 <pic:pic xmlns:pic="http://schemas.openxmlformats.org/drawingml/2006/picture">
                   <pic:nvPicPr>
-                    <pic:cNvPr id="820337721" name="Picture 1" descr="A screenshot of a computer screen&#10;&#10;Description automatically generated"/>
+                    <pic:cNvPr id="176204991" name="Picture 1" descr="A screenshot of a computer screen&#10;&#10;Description automatically generated"/>
                     <pic:cNvPicPr/>
                   </pic:nvPicPr>
                   <pic:blipFill>
@@ -186,7 +208,7 @@
                   <pic:spPr>
                     <a:xfrm>
                       <a:off x="0" y="0"/>
-                      <a:ext cx="5943600" cy="3943350"/>
+                      <a:ext cx="5943600" cy="3921760"/>
                     </a:xfrm>
                     <a:prstGeom prst="rect">
                       <a:avLst/>
@@ -201,6 +223,7 @@
     </w:p>
     <w:p>
       <w:r>
+        <w:lastRenderedPageBreak/>
         <w:drawing>
           <wp:inline distT="0" distB="0" distL="0" distR="0" wp14:anchorId="4070F3AC" wp14:editId="460ABBFC">
             <wp:extent cx="5943600" cy="3924300"/>
@@ -240,7 +263,6 @@
     </w:p>
     <w:p>
       <w:r>
-        <w:lastRenderedPageBreak/>
         <w:drawing>
           <wp:inline distT="0" distB="0" distL="0" distR="0" wp14:anchorId="323EB04B" wp14:editId="74807F90">
             <wp:extent cx="5943600" cy="3942080"/>
@@ -280,11 +302,12 @@
     </w:p>
     <w:p>
       <w:r>
+        <w:lastRenderedPageBreak/>
         <w:drawing>
-          <wp:inline distT="0" distB="0" distL="0" distR="0" wp14:anchorId="40E449BB" wp14:editId="64F30253">
-            <wp:extent cx="5943600" cy="3944620"/>
-            <wp:effectExtent l="0" t="0" r="0" b="0"/>
-            <wp:docPr id="60640271" name="Picture 1" descr="A screenshot of a computer screen&#10;&#10;Description automatically generated"/>
+          <wp:inline distT="0" distB="0" distL="0" distR="0" wp14:anchorId="5883760C" wp14:editId="6374DC81">
+            <wp:extent cx="5943600" cy="3940175"/>
+            <wp:effectExtent l="0" t="0" r="0" b="3175"/>
+            <wp:docPr id="153785802" name="Picture 1" descr="A screenshot of a computer screen&#10;&#10;Description automatically generated"/>
             <wp:cNvGraphicFramePr>
               <a:graphicFrameLocks xmlns:a="http://schemas.openxmlformats.org/drawingml/2006/main" noChangeAspect="1"/>
             </wp:cNvGraphicFramePr>
@@ -292,7 +315,7 @@
               <a:graphicData uri="http://schemas.openxmlformats.org/drawingml/2006/picture">
                 <pic:pic xmlns:pic="http://schemas.openxmlformats.org/drawingml/2006/picture">
                   <pic:nvPicPr>
-                    <pic:cNvPr id="60640271" name="Picture 1" descr="A screenshot of a computer screen&#10;&#10;Description automatically generated"/>
+                    <pic:cNvPr id="153785802" name="Picture 1" descr="A screenshot of a computer screen&#10;&#10;Description automatically generated"/>
                     <pic:cNvPicPr/>
                   </pic:nvPicPr>
                   <pic:blipFill>
@@ -304,7 +327,7 @@
                   <pic:spPr>
                     <a:xfrm>
                       <a:off x="0" y="0"/>
-                      <a:ext cx="5943600" cy="3944620"/>
+                      <a:ext cx="5943600" cy="3940175"/>
                     </a:xfrm>
                     <a:prstGeom prst="rect">
                       <a:avLst/>
@@ -319,12 +342,11 @@
     </w:p>
     <w:p>
       <w:r>
-        <w:lastRenderedPageBreak/>
         <w:drawing>
-          <wp:inline distT="0" distB="0" distL="0" distR="0" wp14:anchorId="4876A22F" wp14:editId="71636280">
-            <wp:extent cx="5943600" cy="3957955"/>
-            <wp:effectExtent l="0" t="0" r="0" b="4445"/>
-            <wp:docPr id="1166197552" name="Picture 1" descr="A screenshot of a computer&#10;&#10;Description automatically generated"/>
+          <wp:inline distT="0" distB="0" distL="0" distR="0" wp14:anchorId="51060A3B" wp14:editId="23C4255F">
+            <wp:extent cx="5943600" cy="3943350"/>
+            <wp:effectExtent l="0" t="0" r="0" b="0"/>
+            <wp:docPr id="1437589297" name="Picture 1" descr="A screenshot of a computer&#10;&#10;Description automatically generated"/>
             <wp:cNvGraphicFramePr>
               <a:graphicFrameLocks xmlns:a="http://schemas.openxmlformats.org/drawingml/2006/main" noChangeAspect="1"/>
             </wp:cNvGraphicFramePr>
@@ -332,7 +354,7 @@
               <a:graphicData uri="http://schemas.openxmlformats.org/drawingml/2006/picture">
                 <pic:pic xmlns:pic="http://schemas.openxmlformats.org/drawingml/2006/picture">
                   <pic:nvPicPr>
-                    <pic:cNvPr id="1166197552" name="Picture 1" descr="A screenshot of a computer&#10;&#10;Description automatically generated"/>
+                    <pic:cNvPr id="1437589297" name="Picture 1" descr="A screenshot of a computer&#10;&#10;Description automatically generated"/>
                     <pic:cNvPicPr/>
                   </pic:nvPicPr>
                   <pic:blipFill>
@@ -344,7 +366,7 @@
                   <pic:spPr>
                     <a:xfrm>
                       <a:off x="0" y="0"/>
-                      <a:ext cx="5943600" cy="3957955"/>
+                      <a:ext cx="5943600" cy="3943350"/>
                     </a:xfrm>
                     <a:prstGeom prst="rect">
                       <a:avLst/>
@@ -359,6 +381,7 @@
     </w:p>
     <w:p>
       <w:r>
+        <w:lastRenderedPageBreak/>
         <w:drawing>
           <wp:inline distT="0" distB="0" distL="0" distR="0" wp14:anchorId="76037A43" wp14:editId="4475EBCF">
             <wp:extent cx="5943600" cy="3931920"/>
@@ -397,13 +420,32 @@
       </w:r>
     </w:p>
     <w:p>
+      <w:pPr>
+        <w:rPr>
+          <w:b/>
+          <w:bCs/>
+          <w:sz w:val="28"/>
+          <w:szCs w:val="28"/>
+        </w:rPr>
+      </w:pPr>
+      <w:r>
+        <w:rPr>
+          <w:b/>
+          <w:bCs/>
+          <w:sz w:val="28"/>
+          <w:szCs w:val="28"/>
+        </w:rPr>
+        <w:t>Enterprise Account Set-Up</w:t>
+      </w:r>
+    </w:p>
+    <w:p>
       <w:r>
         <w:lastRenderedPageBreak/>
         <w:drawing>
-          <wp:inline distT="0" distB="0" distL="0" distR="0" wp14:anchorId="1916F6C0" wp14:editId="10BAC98B">
-            <wp:extent cx="5943600" cy="3952240"/>
+          <wp:inline distT="0" distB="0" distL="0" distR="0" wp14:anchorId="2662D8B4" wp14:editId="51FA39E9">
+            <wp:extent cx="5943600" cy="3926205"/>
             <wp:effectExtent l="0" t="0" r="0" b="0"/>
-            <wp:docPr id="1241043669" name="Picture 1" descr="A screenshot of a login box&#10;&#10;Description automatically generated"/>
+            <wp:docPr id="813175867" name="Picture 1" descr="A screenshot of a computer screen&#10;&#10;Description automatically generated"/>
             <wp:cNvGraphicFramePr>
               <a:graphicFrameLocks xmlns:a="http://schemas.openxmlformats.org/drawingml/2006/main" noChangeAspect="1"/>
             </wp:cNvGraphicFramePr>
@@ -411,7 +453,7 @@
               <a:graphicData uri="http://schemas.openxmlformats.org/drawingml/2006/picture">
                 <pic:pic xmlns:pic="http://schemas.openxmlformats.org/drawingml/2006/picture">
                   <pic:nvPicPr>
-                    <pic:cNvPr id="1241043669" name="Picture 1" descr="A screenshot of a login box&#10;&#10;Description automatically generated"/>
+                    <pic:cNvPr id="813175867" name="Picture 1" descr="A screenshot of a computer screen&#10;&#10;Description automatically generated"/>
                     <pic:cNvPicPr/>
                   </pic:nvPicPr>
                   <pic:blipFill>
@@ -423,7 +465,7 @@
                   <pic:spPr>
                     <a:xfrm>
                       <a:off x="0" y="0"/>
-                      <a:ext cx="5943600" cy="3952240"/>
+                      <a:ext cx="5943600" cy="3926205"/>
                     </a:xfrm>
                     <a:prstGeom prst="rect">
                       <a:avLst/>
@@ -438,6 +480,92 @@
     </w:p>
     <w:p>
       <w:r>
+        <w:drawing>
+          <wp:inline distT="0" distB="0" distL="0" distR="0" wp14:anchorId="567D37B5" wp14:editId="7C22ED7F">
+            <wp:extent cx="5943600" cy="3921760"/>
+            <wp:effectExtent l="0" t="0" r="0" b="2540"/>
+            <wp:docPr id="31015226" name="Picture 1"/>
+            <wp:cNvGraphicFramePr>
+              <a:graphicFrameLocks xmlns:a="http://schemas.openxmlformats.org/drawingml/2006/main" noChangeAspect="1"/>
+            </wp:cNvGraphicFramePr>
+            <a:graphic xmlns:a="http://schemas.openxmlformats.org/drawingml/2006/main">
+              <a:graphicData uri="http://schemas.openxmlformats.org/drawingml/2006/picture">
+                <pic:pic xmlns:pic="http://schemas.openxmlformats.org/drawingml/2006/picture">
+                  <pic:nvPicPr>
+                    <pic:cNvPr id="31015226" name=""/>
+                    <pic:cNvPicPr/>
+                  </pic:nvPicPr>
+                  <pic:blipFill>
+                    <a:blip r:embed="rId15"/>
+                    <a:stretch>
+                      <a:fillRect/>
+                    </a:stretch>
+                  </pic:blipFill>
+                  <pic:spPr>
+                    <a:xfrm>
+                      <a:off x="0" y="0"/>
+                      <a:ext cx="5943600" cy="3921760"/>
+                    </a:xfrm>
+                    <a:prstGeom prst="rect">
+                      <a:avLst/>
+                    </a:prstGeom>
+                  </pic:spPr>
+                </pic:pic>
+              </a:graphicData>
+            </a:graphic>
+          </wp:inline>
+        </w:drawing>
+      </w:r>
+    </w:p>
+    <w:p/>
+    <w:p/>
+    <w:p>
+      <w:r>
+        <w:t>Login</w:t>
+      </w:r>
+    </w:p>
+    <w:p>
+      <w:r>
+        <w:drawing>
+          <wp:inline distT="0" distB="0" distL="0" distR="0" wp14:anchorId="01CCB2FC" wp14:editId="1BE6D603">
+            <wp:extent cx="5943600" cy="3934460"/>
+            <wp:effectExtent l="0" t="0" r="0" b="8890"/>
+            <wp:docPr id="387591878" name="Picture 1" descr="A screenshot of a login form&#10;&#10;Description automatically generated"/>
+            <wp:cNvGraphicFramePr>
+              <a:graphicFrameLocks xmlns:a="http://schemas.openxmlformats.org/drawingml/2006/main" noChangeAspect="1"/>
+            </wp:cNvGraphicFramePr>
+            <a:graphic xmlns:a="http://schemas.openxmlformats.org/drawingml/2006/main">
+              <a:graphicData uri="http://schemas.openxmlformats.org/drawingml/2006/picture">
+                <pic:pic xmlns:pic="http://schemas.openxmlformats.org/drawingml/2006/picture">
+                  <pic:nvPicPr>
+                    <pic:cNvPr id="387591878" name="Picture 1" descr="A screenshot of a login form&#10;&#10;Description automatically generated"/>
+                    <pic:cNvPicPr/>
+                  </pic:nvPicPr>
+                  <pic:blipFill>
+                    <a:blip r:embed="rId16"/>
+                    <a:stretch>
+                      <a:fillRect/>
+                    </a:stretch>
+                  </pic:blipFill>
+                  <pic:spPr>
+                    <a:xfrm>
+                      <a:off x="0" y="0"/>
+                      <a:ext cx="5943600" cy="3934460"/>
+                    </a:xfrm>
+                    <a:prstGeom prst="rect">
+                      <a:avLst/>
+                    </a:prstGeom>
+                  </pic:spPr>
+                </pic:pic>
+              </a:graphicData>
+            </a:graphic>
+          </wp:inline>
+        </w:drawing>
+      </w:r>
+    </w:p>
+    <w:p>
+      <w:r>
+        <w:lastRenderedPageBreak/>
         <w:drawing>
           <wp:inline distT="0" distB="0" distL="0" distR="0" wp14:anchorId="31B5DDE4" wp14:editId="565DE8E1">
             <wp:extent cx="5943600" cy="3956050"/>
@@ -454,7 +582,7 @@
                     <pic:cNvPicPr/>
                   </pic:nvPicPr>
                   <pic:blipFill>
-                    <a:blip r:embed="rId15"/>
+                    <a:blip r:embed="rId17"/>
                     <a:stretch>
                       <a:fillRect/>
                     </a:stretch>
@@ -478,6 +606,7 @@
     <w:p/>
     <w:p>
       <w:r>
+        <w:lastRenderedPageBreak/>
         <w:drawing>
           <wp:inline distT="0" distB="0" distL="0" distR="0" wp14:anchorId="7D73A2C5" wp14:editId="2577F461">
             <wp:extent cx="5943600" cy="3938905"/>
@@ -494,7 +623,7 @@
                     <pic:cNvPicPr/>
                   </pic:nvPicPr>
                   <pic:blipFill>
-                    <a:blip r:embed="rId16"/>
+                    <a:blip r:embed="rId18"/>
                     <a:stretch>
                       <a:fillRect/>
                     </a:stretch>
@@ -517,7 +646,6 @@
     </w:p>
     <w:p>
       <w:r>
-        <w:lastRenderedPageBreak/>
         <w:drawing>
           <wp:inline distT="0" distB="0" distL="0" distR="0" wp14:anchorId="6AA76A4A" wp14:editId="65EB90B7">
             <wp:extent cx="5943600" cy="3942080"/>
@@ -534,7 +662,7 @@
                     <pic:cNvPicPr/>
                   </pic:nvPicPr>
                   <pic:blipFill>
-                    <a:blip r:embed="rId17"/>
+                    <a:blip r:embed="rId19"/>
                     <a:stretch>
                       <a:fillRect/>
                     </a:stretch>
@@ -557,6 +685,7 @@
     </w:p>
     <w:p>
       <w:r>
+        <w:lastRenderedPageBreak/>
         <w:drawing>
           <wp:inline distT="0" distB="0" distL="0" distR="0" wp14:anchorId="119256BF" wp14:editId="17193CC9">
             <wp:extent cx="5943600" cy="3956050"/>
@@ -573,7 +702,7 @@
                     <pic:cNvPicPr/>
                   </pic:nvPicPr>
                   <pic:blipFill>
-                    <a:blip r:embed="rId18"/>
+                    <a:blip r:embed="rId20"/>
                     <a:stretch>
                       <a:fillRect/>
                     </a:stretch>
@@ -596,7 +725,6 @@
     </w:p>
     <w:p>
       <w:r>
-        <w:lastRenderedPageBreak/>
         <w:drawing>
           <wp:inline distT="0" distB="0" distL="0" distR="0" wp14:anchorId="36A324DC" wp14:editId="5D599FC3">
             <wp:extent cx="5943600" cy="3930650"/>
@@ -613,7 +741,7 @@
                     <pic:cNvPicPr/>
                   </pic:nvPicPr>
                   <pic:blipFill>
-                    <a:blip r:embed="rId19"/>
+                    <a:blip r:embed="rId21"/>
                     <a:stretch>
                       <a:fillRect/>
                     </a:stretch>
@@ -636,6 +764,7 @@
     </w:p>
     <w:p>
       <w:r>
+        <w:lastRenderedPageBreak/>
         <w:drawing>
           <wp:inline distT="0" distB="0" distL="0" distR="0" wp14:anchorId="7F18BCB7" wp14:editId="1F566129">
             <wp:extent cx="5943600" cy="3943350"/>
@@ -652,7 +781,7 @@
                     <pic:cNvPicPr/>
                   </pic:nvPicPr>
                   <pic:blipFill>
-                    <a:blip r:embed="rId20"/>
+                    <a:blip r:embed="rId22"/>
                     <a:stretch>
                       <a:fillRect/>
                     </a:stretch>
@@ -675,7 +804,6 @@
     </w:p>
     <w:p>
       <w:r>
-        <w:lastRenderedPageBreak/>
         <w:drawing>
           <wp:inline distT="0" distB="0" distL="0" distR="0" wp14:anchorId="11D78420" wp14:editId="7A5AD5AB">
             <wp:extent cx="5943600" cy="3943350"/>
@@ -692,7 +820,7 @@
                     <pic:cNvPicPr/>
                   </pic:nvPicPr>
                   <pic:blipFill>
-                    <a:blip r:embed="rId21"/>
+                    <a:blip r:embed="rId23"/>
                     <a:stretch>
                       <a:fillRect/>
                     </a:stretch>
@@ -715,6 +843,7 @@
     </w:p>
     <w:p>
       <w:r>
+        <w:lastRenderedPageBreak/>
         <w:drawing>
           <wp:inline distT="0" distB="0" distL="0" distR="0" wp14:anchorId="16FB7676" wp14:editId="6F774BF4">
             <wp:extent cx="5943600" cy="3937635"/>
@@ -731,7 +860,7 @@
                     <pic:cNvPicPr/>
                   </pic:nvPicPr>
                   <pic:blipFill>
-                    <a:blip r:embed="rId22"/>
+                    <a:blip r:embed="rId24"/>
                     <a:stretch>
                       <a:fillRect/>
                     </a:stretch>
@@ -754,7 +883,6 @@
     </w:p>
     <w:p>
       <w:r>
-        <w:lastRenderedPageBreak/>
         <w:drawing>
           <wp:inline distT="0" distB="0" distL="0" distR="0" wp14:anchorId="2C428502" wp14:editId="446842C3">
             <wp:extent cx="5943600" cy="3936365"/>
@@ -771,7 +899,7 @@
                     <pic:cNvPicPr/>
                   </pic:nvPicPr>
                   <pic:blipFill>
-                    <a:blip r:embed="rId23"/>
+                    <a:blip r:embed="rId25"/>
                     <a:stretch>
                       <a:fillRect/>
                     </a:stretch>
